--- a/rapport de stage finale english.docx
+++ b/rapport de stage finale english.docx
@@ -3860,20 +3860,40 @@
         <w:rPr>
           <w:rFonts w:ascii="Arial" w:hAnsi="Arial" w:cs="Arial"/>
         </w:rPr>
-        <w:t xml:space="preserve">While interning with the network team, I learnt the basics of network connection: When computers establish a connection with each other, they need an Internet IP address. I discovered the significance of IP addressing in device name recognition and between-device communication. I also learned the distinction between MAC addresses and IP addresses, that when it comes to hardware-level network interfaces, MAC addresses are in fact for identifying network inter, while IP addresses are for logical communication within and across networks. Plus, I discovered what the difference is between:  </w:t>
-      </w:r>
-    </w:p>
-    <w:p>
-      <w:pPr>
-        <w:rPr>
-          <w:rFonts w:ascii="Arial" w:hAnsi="Arial" w:cs="Arial"/>
-        </w:rPr>
-      </w:pPr>
+        <w:t xml:space="preserve">While interning with the network team, I learnt the basics of network connection: When computers establish a connection with each other, they need an Internet IP address. I discovered the significance of IP addressing in device name recognition and between-device communication. I also learned the distinction between MAC addresses and IP addresses, that when it comes to hardware-level network interfaces, MAC addresses are in fact for identifying network </w:t>
+      </w:r>
+      <w:proofErr w:type="spellStart"/>
+      <w:r>
+        <w:rPr>
+          <w:rFonts w:ascii="Arial" w:hAnsi="Arial" w:cs="Arial"/>
+        </w:rPr>
+        <w:t>interf</w:t>
+      </w:r>
+      <w:proofErr w:type="spellEnd"/>
+      <w:r>
+        <w:rPr>
+          <w:rFonts w:ascii="Arial" w:hAnsi="Arial" w:cs="Arial"/>
+        </w:rPr>
+        <w:t xml:space="preserve">, while IP addresses are for logical </w:t>
+      </w:r>
       <w:r>
         <w:rPr>
           <w:rFonts w:ascii="Arial" w:hAnsi="Arial" w:cs="Arial"/>
         </w:rPr>
         <w:lastRenderedPageBreak/>
+        <w:t xml:space="preserve">communication within and across networks. Plus, I discovered what the difference is between:  </w:t>
+      </w:r>
+    </w:p>
+    <w:p>
+      <w:pPr>
+        <w:rPr>
+          <w:rFonts w:ascii="Arial" w:hAnsi="Arial" w:cs="Arial"/>
+        </w:rPr>
+      </w:pPr>
+      <w:r>
+        <w:rPr>
+          <w:rFonts w:ascii="Arial" w:hAnsi="Arial" w:cs="Arial"/>
+        </w:rPr>
         <w:t xml:space="preserve">• LAN (Local Area Network): Used to connect devices within the same site or location  </w:t>
       </w:r>
     </w:p>
@@ -4107,14 +4127,8 @@
         <w:rPr>
           <w:rFonts w:ascii="Arial" w:hAnsi="Arial" w:cs="Arial"/>
         </w:rPr>
-        <w:t xml:space="preserve">The Enterprise Resource Plan ERG Frontier Network Infrastructure. The network infrastructure used at ERG Frontier Mine caters to specific operations such as critical </w:t>
-      </w:r>
-      <w:r>
-        <w:rPr>
-          <w:rFonts w:ascii="Arial" w:hAnsi="Arial" w:cs="Arial"/>
-        </w:rPr>
         <w:lastRenderedPageBreak/>
-        <w:t>mining, office systems, security systems, and remote departments. 3.1 Local Area Network (LAN) is a network connected through two main connections: IP. The core switch is the network backbone - it functions as the LAN in this system. The core switch connects to distribution and access switches that are present in various departments. This design facilitates communication between all site systems quickly and reliably. 3.2 Wide Area Network (WAN) &amp; Internet Connectivity WAN connects ERG Frontier Mine to the internet as well as external services. The site uses two Internet Service Providers:</w:t>
+        <w:t>The Enterprise Resource Plan ERG Frontier Network Infrastructure. The network infrastructure used at ERG Frontier Mine caters to specific operations such as critical mining, office systems, security systems, and remote departments. 3.1 Local Area Network (LAN) is a network connected through two main connections: IP. The core switch is the network backbone - it functions as the LAN in this system. The core switch connects to distribution and access switches that are present in various departments. This design facilitates communication between all site systems quickly and reliably. 3.2 Wide Area Network (WAN) &amp; Internet Connectivity WAN connects ERG Frontier Mine to the internet as well as external services. The site uses two Internet Service Providers:</w:t>
       </w:r>
     </w:p>
     <w:p>
@@ -4187,6 +4201,7 @@
         <w:rPr>
           <w:noProof/>
         </w:rPr>
+        <w:lastRenderedPageBreak/>
         <w:drawing>
           <wp:inline distT="0" distB="0" distL="0" distR="0" wp14:anchorId="59649CB1" wp14:editId="03DC2791">
             <wp:extent cx="5708650" cy="3622040"/>
@@ -4419,7 +4434,14 @@
         <w:rPr>
           <w:rFonts w:ascii="Arial" w:hAnsi="Arial" w:cs="Arial"/>
         </w:rPr>
-        <w:t xml:space="preserve"> networking. I learned about how enterprise and industrial networks are designed, implemented and maintained in a mining context. This internship helped me improve my technical skills and problem-solving skills and has been very motivating and motivated me to get into the domain of networking or </w:t>
+        <w:t xml:space="preserve"> networking. I learned about how enterprise and industrial networks are designed, implemented and maintained in a mining context. This internship helped me improve my technical skills and problem-solving skills and has been very motivating and motivated </w:t>
+      </w:r>
+      <w:r>
+        <w:rPr>
+          <w:rFonts w:ascii="Arial" w:hAnsi="Arial" w:cs="Arial"/>
+        </w:rPr>
+        <w:lastRenderedPageBreak/>
+        <w:t xml:space="preserve">me to get into the domain of networking or </w:t>
       </w:r>
       <w:proofErr w:type="gramStart"/>
       <w:r>
@@ -4735,7 +4757,6 @@
           <w:sz w:val="22"/>
           <w:szCs w:val="22"/>
         </w:rPr>
-        <w:lastRenderedPageBreak/>
         <w:t>Readers: those are devices at the entry point that scan the credentials</w:t>
       </w:r>
     </w:p>
@@ -4997,7 +5018,14 @@
         <w:rPr>
           <w:bCs/>
         </w:rPr>
-        <w:t xml:space="preserve"> Sebastien on UTP (Unshielded Twisted Pair) cabling for access control reader devices. The task was challenging for me at first, but with guidance and assistance from </w:t>
+        <w:t xml:space="preserve"> Sebastien on UTP (Unshielded Twisted Pair) cabling for access control reader devices. The task was challenging for me at first, but with </w:t>
+      </w:r>
+      <w:r>
+        <w:rPr>
+          <w:bCs/>
+        </w:rPr>
+        <w:lastRenderedPageBreak/>
+        <w:t xml:space="preserve">guidance and assistance from </w:t>
       </w:r>
       <w:proofErr w:type="spellStart"/>
       <w:r>
@@ -5216,278 +5244,687 @@
         <w:rPr>
           <w:bCs/>
         </w:rPr>
+        <w:t xml:space="preserve"> remove 3 </w:t>
+      </w:r>
+      <w:r>
+        <w:rPr>
+          <w:bCs/>
+        </w:rPr>
+        <w:t>readers and</w:t>
+      </w:r>
+      <w:r>
+        <w:rPr>
+          <w:bCs/>
+        </w:rPr>
         <w:t xml:space="preserve"> </w:t>
       </w:r>
-      <w:r>
-        <w:rPr>
-          <w:bCs/>
+      <w:proofErr w:type="gramStart"/>
+      <w:r>
+        <w:rPr>
+          <w:bCs/>
+        </w:rPr>
+        <w:t>put</w:t>
+      </w:r>
+      <w:proofErr w:type="gramEnd"/>
+      <w:r>
+        <w:rPr>
+          <w:bCs/>
+        </w:rPr>
+        <w:t xml:space="preserve"> new ones which </w:t>
+      </w:r>
+      <w:proofErr w:type="gramStart"/>
+      <w:r>
+        <w:rPr>
+          <w:bCs/>
+        </w:rPr>
+        <w:t>was</w:t>
+      </w:r>
+      <w:proofErr w:type="gramEnd"/>
+      <w:r>
+        <w:rPr>
+          <w:bCs/>
+        </w:rPr>
+        <w:t xml:space="preserve"> not working properly   after removing we needed to do the </w:t>
+      </w:r>
+      <w:proofErr w:type="spellStart"/>
+      <w:r>
+        <w:rPr>
+          <w:bCs/>
+        </w:rPr>
+        <w:t>addressage</w:t>
+      </w:r>
+      <w:proofErr w:type="spellEnd"/>
+      <w:r>
+        <w:rPr>
+          <w:bCs/>
+        </w:rPr>
+        <w:t xml:space="preserve"> and do some </w:t>
+      </w:r>
+      <w:proofErr w:type="spellStart"/>
+      <w:r>
+        <w:rPr>
+          <w:bCs/>
+        </w:rPr>
+        <w:t>synchronisation</w:t>
+      </w:r>
+      <w:proofErr w:type="spellEnd"/>
+      <w:r>
+        <w:rPr>
+          <w:bCs/>
+        </w:rPr>
+        <w:t xml:space="preserve">. </w:t>
+      </w:r>
+    </w:p>
+    <w:p>
+      <w:pPr>
+        <w:rPr>
+          <w:bCs/>
+        </w:rPr>
+      </w:pPr>
+    </w:p>
+    <w:p>
+      <w:pPr>
+        <w:rPr>
+          <w:bCs/>
+        </w:rPr>
+      </w:pPr>
+      <w:r>
+        <w:rPr>
+          <w:bCs/>
+        </w:rPr>
+        <w:t xml:space="preserve">Then we </w:t>
+      </w:r>
+      <w:proofErr w:type="gramStart"/>
+      <w:r>
+        <w:rPr>
+          <w:bCs/>
+        </w:rPr>
+        <w:t xml:space="preserve">have </w:t>
+      </w:r>
+      <w:r>
+        <w:rPr>
+          <w:bCs/>
+        </w:rPr>
+        <w:t>been</w:t>
+      </w:r>
+      <w:proofErr w:type="gramEnd"/>
+      <w:r>
+        <w:rPr>
+          <w:bCs/>
+        </w:rPr>
+        <w:t xml:space="preserve"> given</w:t>
+      </w:r>
+      <w:r>
+        <w:rPr>
+          <w:bCs/>
+        </w:rPr>
+        <w:t xml:space="preserve"> a task to go and </w:t>
+      </w:r>
+      <w:proofErr w:type="gramStart"/>
+      <w:r>
+        <w:rPr>
+          <w:bCs/>
+        </w:rPr>
+        <w:t>fix  some</w:t>
+      </w:r>
+      <w:proofErr w:type="gramEnd"/>
+      <w:r>
+        <w:rPr>
+          <w:bCs/>
+        </w:rPr>
+        <w:t xml:space="preserve"> doors at the procurement I had the chance to </w:t>
+      </w:r>
+      <w:proofErr w:type="spellStart"/>
+      <w:r>
+        <w:rPr>
+          <w:bCs/>
+        </w:rPr>
+        <w:t>assis</w:t>
+      </w:r>
+      <w:proofErr w:type="spellEnd"/>
+      <w:r>
+        <w:rPr>
+          <w:bCs/>
+        </w:rPr>
+        <w:t xml:space="preserve"> the team of papa </w:t>
+      </w:r>
+      <w:proofErr w:type="gramStart"/>
+      <w:r>
+        <w:rPr>
+          <w:bCs/>
+        </w:rPr>
+        <w:t>jimmy  from</w:t>
+      </w:r>
+      <w:proofErr w:type="gramEnd"/>
+      <w:r>
+        <w:rPr>
+          <w:bCs/>
+        </w:rPr>
+        <w:t xml:space="preserve"> </w:t>
+      </w:r>
+      <w:proofErr w:type="gramStart"/>
+      <w:r>
+        <w:rPr>
+          <w:bCs/>
+        </w:rPr>
+        <w:t>who</w:t>
+      </w:r>
+      <w:proofErr w:type="gramEnd"/>
+      <w:r>
+        <w:rPr>
+          <w:bCs/>
+        </w:rPr>
+        <w:t xml:space="preserve"> I learned how to install a maglock on a </w:t>
+      </w:r>
+      <w:proofErr w:type="gramStart"/>
+      <w:r>
+        <w:rPr>
+          <w:bCs/>
+        </w:rPr>
+        <w:t>doors</w:t>
+      </w:r>
+      <w:proofErr w:type="gramEnd"/>
+      <w:r>
+        <w:rPr>
+          <w:bCs/>
+        </w:rPr>
+        <w:t>.</w:t>
+      </w:r>
+    </w:p>
+    <w:p>
+      <w:pPr>
+        <w:rPr>
+          <w:bCs/>
+        </w:rPr>
+      </w:pPr>
+    </w:p>
+    <w:p>
+      <w:pPr>
+        <w:rPr>
+          <w:b/>
+          <w:u w:val="single"/>
+        </w:rPr>
+      </w:pPr>
+      <w:r>
+        <w:rPr>
+          <w:b/>
+        </w:rPr>
+        <w:t xml:space="preserve">3.4 </w:t>
+      </w:r>
+      <w:r>
+        <w:rPr>
+          <w:b/>
+          <w:u w:val="single"/>
+        </w:rPr>
+        <w:t>Conclusion</w:t>
+      </w:r>
+    </w:p>
+    <w:p>
+      <w:pPr>
+        <w:rPr>
+          <w:rFonts w:ascii="Arial" w:hAnsi="Arial" w:cs="Arial"/>
+        </w:rPr>
+      </w:pPr>
+      <w:r>
+        <w:rPr>
+          <w:bCs/>
+        </w:rPr>
+        <w:t xml:space="preserve"> </w:t>
+      </w:r>
+      <w:r>
+        <w:rPr>
+          <w:rFonts w:ascii="Arial" w:hAnsi="Arial" w:cs="Arial"/>
+        </w:rPr>
+        <w:t xml:space="preserve">I have learned a </w:t>
+      </w:r>
+      <w:proofErr w:type="gramStart"/>
+      <w:r>
+        <w:rPr>
+          <w:rFonts w:ascii="Arial" w:hAnsi="Arial" w:cs="Arial"/>
+        </w:rPr>
+        <w:t>lot  about</w:t>
+      </w:r>
+      <w:proofErr w:type="gramEnd"/>
+      <w:r>
+        <w:rPr>
+          <w:rFonts w:ascii="Arial" w:hAnsi="Arial" w:cs="Arial"/>
+        </w:rPr>
+        <w:t xml:space="preserve"> the access </w:t>
+      </w:r>
+      <w:proofErr w:type="gramStart"/>
+      <w:r>
+        <w:rPr>
+          <w:rFonts w:ascii="Arial" w:hAnsi="Arial" w:cs="Arial"/>
+        </w:rPr>
+        <w:t>control ’s</w:t>
+      </w:r>
+      <w:proofErr w:type="gramEnd"/>
+      <w:r>
+        <w:rPr>
+          <w:rFonts w:ascii="Arial" w:hAnsi="Arial" w:cs="Arial"/>
+        </w:rPr>
+        <w:t xml:space="preserve"> system My time with </w:t>
+      </w:r>
+      <w:proofErr w:type="spellStart"/>
+      <w:r>
+        <w:rPr>
+          <w:rFonts w:ascii="Arial" w:hAnsi="Arial" w:cs="Arial"/>
+        </w:rPr>
+        <w:t>Mr</w:t>
+      </w:r>
+      <w:proofErr w:type="spellEnd"/>
+      <w:r>
+        <w:rPr>
+          <w:rFonts w:ascii="Arial" w:hAnsi="Arial" w:cs="Arial"/>
+        </w:rPr>
+        <w:t xml:space="preserve"> Sebastien powered up my skills when it comes to </w:t>
+      </w:r>
+      <w:proofErr w:type="gramStart"/>
+      <w:r>
+        <w:rPr>
+          <w:rFonts w:ascii="Arial" w:hAnsi="Arial" w:cs="Arial"/>
+        </w:rPr>
+        <w:t>it</w:t>
+      </w:r>
+      <w:proofErr w:type="gramEnd"/>
+      <w:r>
+        <w:rPr>
+          <w:rFonts w:ascii="Arial" w:hAnsi="Arial" w:cs="Arial"/>
+        </w:rPr>
+        <w:t xml:space="preserve">   I know there are still a </w:t>
+      </w:r>
+      <w:proofErr w:type="gramStart"/>
+      <w:r>
+        <w:rPr>
+          <w:rFonts w:ascii="Arial" w:hAnsi="Arial" w:cs="Arial"/>
+        </w:rPr>
+        <w:t>lot</w:t>
+      </w:r>
+      <w:proofErr w:type="gramEnd"/>
+      <w:r>
+        <w:rPr>
+          <w:rFonts w:ascii="Arial" w:hAnsi="Arial" w:cs="Arial"/>
+        </w:rPr>
+        <w:t xml:space="preserve"> </w:t>
+      </w:r>
+      <w:proofErr w:type="gramStart"/>
+      <w:r>
+        <w:rPr>
+          <w:rFonts w:ascii="Arial" w:hAnsi="Arial" w:cs="Arial"/>
+        </w:rPr>
+        <w:t>thing</w:t>
+      </w:r>
+      <w:proofErr w:type="gramEnd"/>
+      <w:r>
+        <w:rPr>
+          <w:rFonts w:ascii="Arial" w:hAnsi="Arial" w:cs="Arial"/>
+        </w:rPr>
+        <w:t xml:space="preserve"> to know about the system but with the knowledge I acquired I am sure </w:t>
+      </w:r>
+      <w:proofErr w:type="gramStart"/>
+      <w:r>
+        <w:rPr>
+          <w:rFonts w:ascii="Arial" w:hAnsi="Arial" w:cs="Arial"/>
+        </w:rPr>
+        <w:t>this  help</w:t>
+      </w:r>
+      <w:proofErr w:type="gramEnd"/>
+      <w:r>
+        <w:rPr>
+          <w:rFonts w:ascii="Arial" w:hAnsi="Arial" w:cs="Arial"/>
+        </w:rPr>
+        <w:t xml:space="preserve"> me in my future career as an access control engineer.</w:t>
+      </w:r>
+    </w:p>
+    <w:p>
+      <w:pPr>
+        <w:rPr>
+          <w:bCs/>
+        </w:rPr>
+      </w:pPr>
+      <w:r>
+        <w:rPr>
+          <w:rFonts w:ascii="Arial" w:hAnsi="Arial" w:cs="Arial"/>
+        </w:rPr>
+        <w:t xml:space="preserve">Thank you </w:t>
+      </w:r>
+      <w:proofErr w:type="spellStart"/>
+      <w:r>
+        <w:rPr>
+          <w:rFonts w:ascii="Arial" w:hAnsi="Arial" w:cs="Arial"/>
+        </w:rPr>
+        <w:t>Mr</w:t>
+      </w:r>
+      <w:proofErr w:type="spellEnd"/>
+      <w:r>
+        <w:rPr>
+          <w:rFonts w:ascii="Arial" w:hAnsi="Arial" w:cs="Arial"/>
+        </w:rPr>
+        <w:t xml:space="preserve"> Sebastien and I really want to go further with the access control system and strengthen my skills as </w:t>
+      </w:r>
+      <w:proofErr w:type="gramStart"/>
+      <w:r>
+        <w:rPr>
+          <w:rFonts w:ascii="Arial" w:hAnsi="Arial" w:cs="Arial"/>
+        </w:rPr>
+        <w:t>times go</w:t>
+      </w:r>
+      <w:proofErr w:type="gramEnd"/>
+      <w:r>
+        <w:rPr>
+          <w:rFonts w:ascii="Arial" w:hAnsi="Arial" w:cs="Arial"/>
+        </w:rPr>
+        <w:t xml:space="preserve"> </w:t>
+      </w:r>
+    </w:p>
+    <w:p>
+      <w:pPr>
+        <w:rPr>
+          <w:rFonts w:ascii="Arial" w:hAnsi="Arial" w:cs="Arial"/>
+          <w:b/>
+          <w:bCs/>
+          <w:sz w:val="22"/>
+          <w:szCs w:val="22"/>
+          <w:u w:val="single"/>
+        </w:rPr>
+      </w:pPr>
+      <w:r>
+        <w:rPr>
+          <w:rFonts w:ascii="Arial" w:hAnsi="Arial" w:cs="Arial"/>
+          <w:b/>
+          <w:bCs/>
+          <w:sz w:val="22"/>
+          <w:szCs w:val="22"/>
+        </w:rPr>
+        <w:t xml:space="preserve">4 </w:t>
+      </w:r>
+      <w:r>
+        <w:rPr>
+          <w:rFonts w:ascii="Arial" w:hAnsi="Arial" w:cs="Arial"/>
+          <w:b/>
+          <w:bCs/>
+          <w:sz w:val="22"/>
+          <w:szCs w:val="22"/>
+          <w:u w:val="single"/>
+        </w:rPr>
+        <w:t>IT Support</w:t>
+      </w:r>
+    </w:p>
+    <w:p>
+      <w:pPr>
+        <w:rPr>
+          <w:rFonts w:ascii="Arial" w:hAnsi="Arial" w:cs="Arial"/>
+          <w:sz w:val="22"/>
+          <w:szCs w:val="22"/>
+        </w:rPr>
+      </w:pPr>
+      <w:r>
+        <w:rPr>
+          <w:rFonts w:ascii="Arial" w:hAnsi="Arial" w:cs="Arial"/>
+          <w:sz w:val="22"/>
+          <w:szCs w:val="22"/>
+        </w:rPr>
+        <w:t>D</w:t>
+      </w:r>
+      <w:r>
+        <w:rPr>
+          <w:rFonts w:ascii="Arial" w:hAnsi="Arial" w:cs="Arial"/>
+          <w:sz w:val="22"/>
+          <w:szCs w:val="22"/>
+        </w:rPr>
+        <w:t xml:space="preserve">uring my internship as an IT support I was asked to help our users by Installing  The application named Ivanti  which is  created work profile for them, I encounter a lot of challenge with the app but as time goes I will definitely  mastered it and I was also mostly send to set up </w:t>
+      </w:r>
+      <w:r>
+        <w:rPr>
+          <w:rFonts w:ascii="Arial" w:hAnsi="Arial" w:cs="Arial"/>
+          <w:sz w:val="22"/>
+          <w:szCs w:val="22"/>
         </w:rPr>
         <w:lastRenderedPageBreak/>
-        <w:t xml:space="preserve">remove 3 </w:t>
-      </w:r>
-      <w:r>
-        <w:rPr>
-          <w:bCs/>
-        </w:rPr>
-        <w:t>readers and</w:t>
-      </w:r>
-      <w:r>
-        <w:rPr>
-          <w:bCs/>
-        </w:rPr>
-        <w:t xml:space="preserve"> </w:t>
-      </w:r>
-      <w:proofErr w:type="gramStart"/>
-      <w:r>
-        <w:rPr>
-          <w:bCs/>
-        </w:rPr>
-        <w:t>put</w:t>
-      </w:r>
-      <w:proofErr w:type="gramEnd"/>
-      <w:r>
-        <w:rPr>
-          <w:bCs/>
-        </w:rPr>
-        <w:t xml:space="preserve"> new ones which </w:t>
-      </w:r>
-      <w:proofErr w:type="gramStart"/>
-      <w:r>
-        <w:rPr>
-          <w:bCs/>
-        </w:rPr>
-        <w:t>was</w:t>
-      </w:r>
-      <w:proofErr w:type="gramEnd"/>
-      <w:r>
-        <w:rPr>
-          <w:bCs/>
-        </w:rPr>
-        <w:t xml:space="preserve"> not working properly   after removing we needed to do the </w:t>
+        <w:t xml:space="preserve">new desktop computers and monitors  for users,  with </w:t>
       </w:r>
       <w:proofErr w:type="spellStart"/>
       <w:r>
         <w:rPr>
-          <w:bCs/>
-        </w:rPr>
-        <w:t>addressage</w:t>
+          <w:rFonts w:ascii="Arial" w:hAnsi="Arial" w:cs="Arial"/>
+          <w:sz w:val="22"/>
+          <w:szCs w:val="22"/>
+        </w:rPr>
+        <w:t>Mr</w:t>
       </w:r>
       <w:proofErr w:type="spellEnd"/>
       <w:r>
         <w:rPr>
-          <w:bCs/>
-        </w:rPr>
-        <w:t xml:space="preserve"> and do some </w:t>
+          <w:rFonts w:ascii="Arial" w:hAnsi="Arial" w:cs="Arial"/>
+          <w:sz w:val="22"/>
+          <w:szCs w:val="22"/>
+        </w:rPr>
+        <w:t xml:space="preserve"> miles  I got the opportunity to do  a new system on users’ computers, I assisted </w:t>
       </w:r>
       <w:proofErr w:type="spellStart"/>
       <w:r>
         <w:rPr>
-          <w:bCs/>
-        </w:rPr>
-        <w:t>synchronisation</w:t>
+          <w:rFonts w:ascii="Arial" w:hAnsi="Arial" w:cs="Arial"/>
+          <w:sz w:val="22"/>
+          <w:szCs w:val="22"/>
+        </w:rPr>
+        <w:t>mr</w:t>
       </w:r>
       <w:proofErr w:type="spellEnd"/>
       <w:r>
         <w:rPr>
-          <w:bCs/>
-        </w:rPr>
-        <w:t xml:space="preserve">. </w:t>
-      </w:r>
-    </w:p>
-    <w:p>
-      <w:pPr>
-        <w:rPr>
-          <w:bCs/>
-        </w:rPr>
-      </w:pPr>
-    </w:p>
-    <w:p>
-      <w:pPr>
-        <w:rPr>
-          <w:bCs/>
-        </w:rPr>
-      </w:pPr>
-      <w:r>
-        <w:rPr>
-          <w:bCs/>
-        </w:rPr>
-        <w:t xml:space="preserve">Then we </w:t>
-      </w:r>
-      <w:proofErr w:type="gramStart"/>
-      <w:r>
-        <w:rPr>
-          <w:bCs/>
-        </w:rPr>
-        <w:t xml:space="preserve">have </w:t>
-      </w:r>
-      <w:r>
-        <w:rPr>
-          <w:bCs/>
-        </w:rPr>
-        <w:t>been</w:t>
-      </w:r>
-      <w:proofErr w:type="gramEnd"/>
-      <w:r>
-        <w:rPr>
-          <w:bCs/>
-        </w:rPr>
-        <w:t xml:space="preserve"> given</w:t>
-      </w:r>
-      <w:r>
-        <w:rPr>
-          <w:bCs/>
-        </w:rPr>
-        <w:t xml:space="preserve"> a task to go and </w:t>
-      </w:r>
-      <w:proofErr w:type="gramStart"/>
-      <w:r>
-        <w:rPr>
-          <w:bCs/>
-        </w:rPr>
-        <w:t>fix  some</w:t>
-      </w:r>
-      <w:proofErr w:type="gramEnd"/>
-      <w:r>
-        <w:rPr>
-          <w:bCs/>
-        </w:rPr>
-        <w:t xml:space="preserve"> doors at the procurement I had the chance to </w:t>
+          <w:rFonts w:ascii="Arial" w:hAnsi="Arial" w:cs="Arial"/>
+          <w:sz w:val="22"/>
+          <w:szCs w:val="22"/>
+        </w:rPr>
+        <w:t xml:space="preserve"> Raphael </w:t>
       </w:r>
       <w:proofErr w:type="spellStart"/>
       <w:r>
         <w:rPr>
-          <w:bCs/>
-        </w:rPr>
-        <w:t>assis</w:t>
+          <w:rFonts w:ascii="Arial" w:hAnsi="Arial" w:cs="Arial"/>
+          <w:sz w:val="22"/>
+          <w:szCs w:val="22"/>
+        </w:rPr>
+        <w:t>diba</w:t>
       </w:r>
       <w:proofErr w:type="spellEnd"/>
       <w:r>
         <w:rPr>
-          <w:bCs/>
-        </w:rPr>
-        <w:t xml:space="preserve"> the team of papa </w:t>
-      </w:r>
-      <w:proofErr w:type="gramStart"/>
-      <w:r>
-        <w:rPr>
-          <w:bCs/>
-        </w:rPr>
-        <w:t>jimmy  from</w:t>
-      </w:r>
-      <w:proofErr w:type="gramEnd"/>
-      <w:r>
-        <w:rPr>
-          <w:bCs/>
-        </w:rPr>
-        <w:t xml:space="preserve"> </w:t>
-      </w:r>
-      <w:proofErr w:type="gramStart"/>
-      <w:r>
-        <w:rPr>
-          <w:bCs/>
-        </w:rPr>
-        <w:t>who</w:t>
-      </w:r>
-      <w:proofErr w:type="gramEnd"/>
-      <w:r>
-        <w:rPr>
-          <w:bCs/>
-        </w:rPr>
-        <w:t xml:space="preserve"> I learned how to install a maglock on a </w:t>
-      </w:r>
-      <w:proofErr w:type="gramStart"/>
-      <w:r>
-        <w:rPr>
-          <w:bCs/>
-        </w:rPr>
-        <w:t>doors</w:t>
-      </w:r>
-      <w:proofErr w:type="gramEnd"/>
-      <w:r>
-        <w:rPr>
-          <w:bCs/>
-        </w:rPr>
-        <w:t>.</w:t>
-      </w:r>
-    </w:p>
-    <w:p>
-      <w:pPr>
-        <w:rPr>
-          <w:bCs/>
-        </w:rPr>
-      </w:pPr>
-    </w:p>
-    <w:p>
-      <w:pPr>
-        <w:rPr>
-          <w:b/>
+          <w:rFonts w:ascii="Arial" w:hAnsi="Arial" w:cs="Arial"/>
+          <w:sz w:val="22"/>
+          <w:szCs w:val="22"/>
+        </w:rPr>
+        <w:t xml:space="preserve"> on the repair on a  printer and I also assist him by getting an inventories on computers we have on site I am still continue with the list and I hope I will be able to get all the computer’s details listed</w:t>
+      </w:r>
+    </w:p>
+    <w:p>
+      <w:pPr>
+        <w:rPr>
+          <w:rFonts w:ascii="Arial" w:hAnsi="Arial" w:cs="Arial"/>
+          <w:sz w:val="22"/>
+          <w:szCs w:val="22"/>
+        </w:rPr>
+      </w:pPr>
+    </w:p>
+    <w:p>
+      <w:pPr>
+        <w:rPr>
+          <w:rFonts w:ascii="Arial" w:hAnsi="Arial" w:cs="Arial"/>
+          <w:b/>
+          <w:bCs/>
+          <w:sz w:val="22"/>
+          <w:szCs w:val="22"/>
           <w:u w:val="single"/>
         </w:rPr>
       </w:pPr>
       <w:r>
         <w:rPr>
-          <w:b/>
-        </w:rPr>
-        <w:t xml:space="preserve">3.4 </w:t>
-      </w:r>
-      <w:r>
-        <w:rPr>
-          <w:b/>
+          <w:rFonts w:ascii="Arial" w:hAnsi="Arial" w:cs="Arial"/>
+          <w:b/>
+          <w:bCs/>
+          <w:sz w:val="22"/>
+          <w:szCs w:val="22"/>
+        </w:rPr>
+        <w:t>5.</w:t>
+      </w:r>
+      <w:r>
+        <w:rPr>
+          <w:rFonts w:ascii="Arial" w:hAnsi="Arial" w:cs="Arial"/>
+          <w:b/>
+          <w:bCs/>
+          <w:sz w:val="22"/>
+          <w:szCs w:val="22"/>
           <w:u w:val="single"/>
         </w:rPr>
-        <w:t>Conclusion</w:t>
-      </w:r>
-    </w:p>
-    <w:p>
-      <w:pPr>
-        <w:rPr>
-          <w:rFonts w:ascii="Arial" w:hAnsi="Arial" w:cs="Arial"/>
-        </w:rPr>
-      </w:pPr>
-      <w:r>
-        <w:rPr>
-          <w:bCs/>
-        </w:rPr>
-        <w:t xml:space="preserve"> </w:t>
-      </w:r>
-      <w:r>
-        <w:rPr>
-          <w:rFonts w:ascii="Arial" w:hAnsi="Arial" w:cs="Arial"/>
-        </w:rPr>
-        <w:t xml:space="preserve">I have learned a </w:t>
-      </w:r>
-      <w:proofErr w:type="gramStart"/>
-      <w:r>
-        <w:rPr>
-          <w:rFonts w:ascii="Arial" w:hAnsi="Arial" w:cs="Arial"/>
-        </w:rPr>
-        <w:t>lot  about</w:t>
-      </w:r>
-      <w:proofErr w:type="gramEnd"/>
-      <w:r>
-        <w:rPr>
-          <w:rFonts w:ascii="Arial" w:hAnsi="Arial" w:cs="Arial"/>
-        </w:rPr>
-        <w:t xml:space="preserve"> the access </w:t>
-      </w:r>
-      <w:proofErr w:type="gramStart"/>
-      <w:r>
-        <w:rPr>
-          <w:rFonts w:ascii="Arial" w:hAnsi="Arial" w:cs="Arial"/>
-        </w:rPr>
-        <w:t>control ’s</w:t>
-      </w:r>
-      <w:proofErr w:type="gramEnd"/>
-      <w:r>
-        <w:rPr>
-          <w:rFonts w:ascii="Arial" w:hAnsi="Arial" w:cs="Arial"/>
-        </w:rPr>
-        <w:t xml:space="preserve"> system My time with </w:t>
+        <w:t>CONCLUTION</w:t>
+      </w:r>
+    </w:p>
+    <w:p>
+      <w:pPr>
+        <w:rPr>
+          <w:rFonts w:ascii="Arial" w:hAnsi="Arial" w:cs="Arial"/>
+          <w:sz w:val="22"/>
+          <w:szCs w:val="22"/>
+        </w:rPr>
+      </w:pPr>
+      <w:r>
+        <w:rPr>
+          <w:rFonts w:ascii="Arial" w:hAnsi="Arial" w:cs="Arial"/>
+          <w:sz w:val="22"/>
+          <w:szCs w:val="22"/>
+        </w:rPr>
+        <w:t>I have al</w:t>
+      </w:r>
+      <w:r>
+        <w:rPr>
+          <w:rFonts w:ascii="Arial" w:hAnsi="Arial" w:cs="Arial"/>
+          <w:sz w:val="22"/>
+          <w:szCs w:val="22"/>
+        </w:rPr>
+        <w:t xml:space="preserve">ways wanted to work </w:t>
+      </w:r>
+      <w:r>
+        <w:rPr>
+          <w:rFonts w:ascii="Arial" w:hAnsi="Arial" w:cs="Arial"/>
+          <w:sz w:val="22"/>
+          <w:szCs w:val="22"/>
+        </w:rPr>
+        <w:t>in</w:t>
+      </w:r>
+      <w:r>
+        <w:rPr>
+          <w:rFonts w:ascii="Arial" w:hAnsi="Arial" w:cs="Arial"/>
+          <w:sz w:val="22"/>
+          <w:szCs w:val="22"/>
+        </w:rPr>
+        <w:t xml:space="preserve"> a big corporate company like Erg Frontier-Mine with a background in Software development, Data engineering, and </w:t>
       </w:r>
       <w:proofErr w:type="spellStart"/>
       <w:r>
         <w:rPr>
           <w:rFonts w:ascii="Arial" w:hAnsi="Arial" w:cs="Arial"/>
+          <w:sz w:val="22"/>
+          <w:szCs w:val="22"/>
+        </w:rPr>
+        <w:t>Devops</w:t>
+      </w:r>
+      <w:proofErr w:type="spellEnd"/>
+      <w:r>
+        <w:rPr>
+          <w:rFonts w:ascii="Arial" w:hAnsi="Arial" w:cs="Arial"/>
+          <w:sz w:val="22"/>
+          <w:szCs w:val="22"/>
+        </w:rPr>
+        <w:t xml:space="preserve"> engineering. I always knew that there is more to learn in </w:t>
+      </w:r>
+      <w:r>
+        <w:rPr>
+          <w:rFonts w:ascii="Arial" w:hAnsi="Arial" w:cs="Arial"/>
+          <w:sz w:val="22"/>
+          <w:szCs w:val="22"/>
+        </w:rPr>
+        <w:t>IT</w:t>
+      </w:r>
+      <w:r>
+        <w:rPr>
+          <w:rFonts w:ascii="Arial" w:hAnsi="Arial" w:cs="Arial"/>
+          <w:sz w:val="22"/>
+          <w:szCs w:val="22"/>
+        </w:rPr>
+        <w:t xml:space="preserve"> worldwide I am passionate </w:t>
+      </w:r>
+      <w:r>
+        <w:rPr>
+          <w:rFonts w:ascii="Arial" w:hAnsi="Arial" w:cs="Arial"/>
+          <w:sz w:val="22"/>
+          <w:szCs w:val="22"/>
+        </w:rPr>
+        <w:t>about getting</w:t>
+      </w:r>
+      <w:r>
+        <w:rPr>
+          <w:rFonts w:ascii="Arial" w:hAnsi="Arial" w:cs="Arial"/>
+          <w:sz w:val="22"/>
+          <w:szCs w:val="22"/>
+        </w:rPr>
+        <w:t xml:space="preserve"> to know new </w:t>
+      </w:r>
+      <w:r>
+        <w:rPr>
+          <w:rFonts w:ascii="Arial" w:hAnsi="Arial" w:cs="Arial"/>
+          <w:sz w:val="22"/>
+          <w:szCs w:val="22"/>
+        </w:rPr>
+        <w:t>things</w:t>
+      </w:r>
+      <w:r>
+        <w:rPr>
+          <w:rFonts w:ascii="Arial" w:hAnsi="Arial" w:cs="Arial"/>
+          <w:sz w:val="22"/>
+          <w:szCs w:val="22"/>
+        </w:rPr>
+        <w:t xml:space="preserve"> and face new challenges. </w:t>
+      </w:r>
+    </w:p>
+    <w:p>
+      <w:pPr>
+        <w:rPr>
+          <w:rFonts w:ascii="Arial" w:hAnsi="Arial" w:cs="Arial"/>
+          <w:sz w:val="22"/>
+          <w:szCs w:val="22"/>
+        </w:rPr>
+      </w:pPr>
+      <w:r>
+        <w:rPr>
+          <w:rFonts w:ascii="Arial" w:hAnsi="Arial" w:cs="Arial"/>
+          <w:sz w:val="22"/>
+          <w:szCs w:val="22"/>
+        </w:rPr>
+        <w:t xml:space="preserve">At  Frontier mine I have been expose to new thinks which I  have  always wanted to understand or  make path of my career journey I have been expose to CCTV System, Physical networking, Access Controle System  and finally IT support, Among all of these I Mostly Interested in Access control  and CCTV systems  those are two career that catch my intention the most but I have to make a choose I will definitely going for access control system. I am still on my journey on learning it and I will do my best to </w:t>
+      </w:r>
+      <w:r>
+        <w:rPr>
+          <w:rFonts w:ascii="Arial" w:hAnsi="Arial" w:cs="Arial"/>
+          <w:sz w:val="22"/>
+          <w:szCs w:val="22"/>
+        </w:rPr>
+        <w:t>master</w:t>
+      </w:r>
+      <w:r>
+        <w:rPr>
+          <w:rFonts w:ascii="Arial" w:hAnsi="Arial" w:cs="Arial"/>
+          <w:sz w:val="22"/>
+          <w:szCs w:val="22"/>
+        </w:rPr>
+        <w:t xml:space="preserve"> and become a pro or a senior into that field I got a well Skills mentor who is </w:t>
+      </w:r>
+      <w:proofErr w:type="spellStart"/>
+      <w:r>
+        <w:rPr>
+          <w:rFonts w:ascii="Arial" w:hAnsi="Arial" w:cs="Arial"/>
+          <w:sz w:val="22"/>
+          <w:szCs w:val="22"/>
         </w:rPr>
         <w:t>Mr</w:t>
       </w:r>
@@ -5495,383 +5932,26 @@
       <w:r>
         <w:rPr>
           <w:rFonts w:ascii="Arial" w:hAnsi="Arial" w:cs="Arial"/>
-        </w:rPr>
-        <w:t xml:space="preserve"> Sebastien powered up my skills when it comes to </w:t>
-      </w:r>
-      <w:proofErr w:type="gramStart"/>
-      <w:r>
-        <w:rPr>
-          <w:rFonts w:ascii="Arial" w:hAnsi="Arial" w:cs="Arial"/>
-        </w:rPr>
-        <w:t>it</w:t>
-      </w:r>
-      <w:proofErr w:type="gramEnd"/>
-      <w:r>
-        <w:rPr>
-          <w:rFonts w:ascii="Arial" w:hAnsi="Arial" w:cs="Arial"/>
-        </w:rPr>
-        <w:t xml:space="preserve">   I know there are still a </w:t>
-      </w:r>
-      <w:proofErr w:type="gramStart"/>
-      <w:r>
-        <w:rPr>
-          <w:rFonts w:ascii="Arial" w:hAnsi="Arial" w:cs="Arial"/>
-        </w:rPr>
-        <w:t>lot</w:t>
-      </w:r>
-      <w:proofErr w:type="gramEnd"/>
-      <w:r>
-        <w:rPr>
-          <w:rFonts w:ascii="Arial" w:hAnsi="Arial" w:cs="Arial"/>
-        </w:rPr>
-        <w:t xml:space="preserve"> </w:t>
-      </w:r>
-      <w:proofErr w:type="gramStart"/>
-      <w:r>
-        <w:rPr>
-          <w:rFonts w:ascii="Arial" w:hAnsi="Arial" w:cs="Arial"/>
-        </w:rPr>
-        <w:t>thing</w:t>
-      </w:r>
-      <w:proofErr w:type="gramEnd"/>
-      <w:r>
-        <w:rPr>
-          <w:rFonts w:ascii="Arial" w:hAnsi="Arial" w:cs="Arial"/>
-        </w:rPr>
-        <w:t xml:space="preserve"> to know about the system but with the knowledge I acquired I am sure </w:t>
-      </w:r>
-      <w:proofErr w:type="gramStart"/>
-      <w:r>
-        <w:rPr>
-          <w:rFonts w:ascii="Arial" w:hAnsi="Arial" w:cs="Arial"/>
-        </w:rPr>
-        <w:t>this  help</w:t>
-      </w:r>
-      <w:proofErr w:type="gramEnd"/>
-      <w:r>
-        <w:rPr>
-          <w:rFonts w:ascii="Arial" w:hAnsi="Arial" w:cs="Arial"/>
-        </w:rPr>
-        <w:t xml:space="preserve"> me in my future career as an access control engineer.</w:t>
-      </w:r>
-    </w:p>
-    <w:p>
-      <w:pPr>
-        <w:rPr>
-          <w:bCs/>
-        </w:rPr>
-      </w:pPr>
-      <w:r>
-        <w:rPr>
-          <w:rFonts w:ascii="Arial" w:hAnsi="Arial" w:cs="Arial"/>
-        </w:rPr>
-        <w:t xml:space="preserve">Thank you </w:t>
-      </w:r>
-      <w:proofErr w:type="spellStart"/>
-      <w:r>
-        <w:rPr>
-          <w:rFonts w:ascii="Arial" w:hAnsi="Arial" w:cs="Arial"/>
-        </w:rPr>
-        <w:t>Mr</w:t>
-      </w:r>
-      <w:proofErr w:type="spellEnd"/>
-      <w:r>
-        <w:rPr>
-          <w:rFonts w:ascii="Arial" w:hAnsi="Arial" w:cs="Arial"/>
-        </w:rPr>
-        <w:t xml:space="preserve"> Sebastien and I really want to go further with the access control system and strengthen my skills as </w:t>
-      </w:r>
-      <w:proofErr w:type="gramStart"/>
-      <w:r>
-        <w:rPr>
-          <w:rFonts w:ascii="Arial" w:hAnsi="Arial" w:cs="Arial"/>
-        </w:rPr>
-        <w:t>times go</w:t>
-      </w:r>
-      <w:proofErr w:type="gramEnd"/>
-      <w:r>
-        <w:rPr>
-          <w:rFonts w:ascii="Arial" w:hAnsi="Arial" w:cs="Arial"/>
-        </w:rPr>
-        <w:t xml:space="preserve"> </w:t>
-      </w:r>
-    </w:p>
-    <w:p>
-      <w:pPr>
-        <w:rPr>
-          <w:rFonts w:ascii="Arial" w:hAnsi="Arial" w:cs="Arial"/>
-          <w:b/>
-          <w:bCs/>
-          <w:sz w:val="22"/>
-          <w:szCs w:val="22"/>
-          <w:u w:val="single"/>
-        </w:rPr>
-      </w:pPr>
-      <w:r>
-        <w:rPr>
-          <w:rFonts w:ascii="Arial" w:hAnsi="Arial" w:cs="Arial"/>
-          <w:b/>
-          <w:bCs/>
-          <w:sz w:val="22"/>
-          <w:szCs w:val="22"/>
-        </w:rPr>
-        <w:t xml:space="preserve">4 </w:t>
-      </w:r>
-      <w:r>
-        <w:rPr>
-          <w:rFonts w:ascii="Arial" w:hAnsi="Arial" w:cs="Arial"/>
-          <w:b/>
-          <w:bCs/>
-          <w:sz w:val="22"/>
-          <w:szCs w:val="22"/>
-          <w:u w:val="single"/>
-        </w:rPr>
-        <w:t>IT Support</w:t>
-      </w:r>
-    </w:p>
-    <w:p>
-      <w:pPr>
-        <w:rPr>
-          <w:rFonts w:ascii="Arial" w:hAnsi="Arial" w:cs="Arial"/>
-          <w:sz w:val="22"/>
-          <w:szCs w:val="22"/>
-        </w:rPr>
-      </w:pPr>
-      <w:r>
-        <w:rPr>
-          <w:rFonts w:ascii="Arial" w:hAnsi="Arial" w:cs="Arial"/>
-          <w:sz w:val="22"/>
-          <w:szCs w:val="22"/>
-        </w:rPr>
-        <w:t>D</w:t>
-      </w:r>
-      <w:r>
-        <w:rPr>
-          <w:rFonts w:ascii="Arial" w:hAnsi="Arial" w:cs="Arial"/>
-          <w:sz w:val="22"/>
-          <w:szCs w:val="22"/>
-        </w:rPr>
-        <w:t xml:space="preserve">uring my internship as an IT support I was asked to help our users by Installing  The application named Ivanti  which is  created work profile for them, I encounter a lot of challenge with the app but as time goes I will definitely  mastered it and I was also mostly send to set up new desktop computers and monitors  for users,  with </w:t>
-      </w:r>
-      <w:proofErr w:type="spellStart"/>
-      <w:r>
-        <w:rPr>
-          <w:rFonts w:ascii="Arial" w:hAnsi="Arial" w:cs="Arial"/>
-          <w:sz w:val="22"/>
-          <w:szCs w:val="22"/>
-        </w:rPr>
-        <w:t>Mr</w:t>
-      </w:r>
-      <w:proofErr w:type="spellEnd"/>
-      <w:r>
-        <w:rPr>
-          <w:rFonts w:ascii="Arial" w:hAnsi="Arial" w:cs="Arial"/>
-          <w:sz w:val="22"/>
-          <w:szCs w:val="22"/>
-        </w:rPr>
-        <w:t xml:space="preserve"> miles  I got the opportunity to do  a new system on users’ computers, I assisted </w:t>
-      </w:r>
-      <w:proofErr w:type="spellStart"/>
-      <w:r>
-        <w:rPr>
-          <w:rFonts w:ascii="Arial" w:hAnsi="Arial" w:cs="Arial"/>
-          <w:sz w:val="22"/>
-          <w:szCs w:val="22"/>
-        </w:rPr>
-        <w:t>mr</w:t>
-      </w:r>
-      <w:proofErr w:type="spellEnd"/>
-      <w:r>
-        <w:rPr>
-          <w:rFonts w:ascii="Arial" w:hAnsi="Arial" w:cs="Arial"/>
-          <w:sz w:val="22"/>
-          <w:szCs w:val="22"/>
-        </w:rPr>
-        <w:t xml:space="preserve"> Raphael </w:t>
-      </w:r>
-      <w:proofErr w:type="spellStart"/>
-      <w:r>
-        <w:rPr>
-          <w:rFonts w:ascii="Arial" w:hAnsi="Arial" w:cs="Arial"/>
-          <w:sz w:val="22"/>
-          <w:szCs w:val="22"/>
-        </w:rPr>
-        <w:t>diba</w:t>
-      </w:r>
-      <w:proofErr w:type="spellEnd"/>
-      <w:r>
-        <w:rPr>
-          <w:rFonts w:ascii="Arial" w:hAnsi="Arial" w:cs="Arial"/>
-          <w:sz w:val="22"/>
-          <w:szCs w:val="22"/>
-        </w:rPr>
-        <w:t xml:space="preserve"> on the repair on a  printer and I also assist him by getting an inventories on computers we have on site I am still continue with the list and I hope I will be able to get all the computer’s details listed</w:t>
-      </w:r>
-    </w:p>
-    <w:p>
-      <w:pPr>
-        <w:rPr>
-          <w:rFonts w:ascii="Arial" w:hAnsi="Arial" w:cs="Arial"/>
-          <w:sz w:val="22"/>
-          <w:szCs w:val="22"/>
-        </w:rPr>
-      </w:pPr>
-    </w:p>
-    <w:p>
-      <w:pPr>
-        <w:rPr>
-          <w:rFonts w:ascii="Arial" w:hAnsi="Arial" w:cs="Arial"/>
-          <w:b/>
-          <w:bCs/>
-          <w:sz w:val="22"/>
-          <w:szCs w:val="22"/>
-          <w:u w:val="single"/>
-        </w:rPr>
-      </w:pPr>
-      <w:r>
-        <w:rPr>
-          <w:rFonts w:ascii="Arial" w:hAnsi="Arial" w:cs="Arial"/>
-          <w:b/>
-          <w:bCs/>
-          <w:sz w:val="22"/>
-          <w:szCs w:val="22"/>
-        </w:rPr>
-        <w:t>5.</w:t>
-      </w:r>
-      <w:r>
-        <w:rPr>
-          <w:rFonts w:ascii="Arial" w:hAnsi="Arial" w:cs="Arial"/>
-          <w:b/>
-          <w:bCs/>
-          <w:sz w:val="22"/>
-          <w:szCs w:val="22"/>
-          <w:u w:val="single"/>
-        </w:rPr>
-        <w:t>CONCLUTION</w:t>
-      </w:r>
-    </w:p>
-    <w:p>
-      <w:pPr>
-        <w:rPr>
-          <w:rFonts w:ascii="Arial" w:hAnsi="Arial" w:cs="Arial"/>
-          <w:sz w:val="22"/>
-          <w:szCs w:val="22"/>
-        </w:rPr>
-      </w:pPr>
-      <w:r>
-        <w:rPr>
-          <w:rFonts w:ascii="Arial" w:hAnsi="Arial" w:cs="Arial"/>
-          <w:sz w:val="22"/>
-          <w:szCs w:val="22"/>
-        </w:rPr>
-        <w:t>I have al</w:t>
-      </w:r>
-      <w:r>
-        <w:rPr>
-          <w:rFonts w:ascii="Arial" w:hAnsi="Arial" w:cs="Arial"/>
-          <w:sz w:val="22"/>
-          <w:szCs w:val="22"/>
-        </w:rPr>
-        <w:t xml:space="preserve">ways wanted to work </w:t>
-      </w:r>
-      <w:r>
-        <w:rPr>
-          <w:rFonts w:ascii="Arial" w:hAnsi="Arial" w:cs="Arial"/>
-          <w:sz w:val="22"/>
-          <w:szCs w:val="22"/>
-        </w:rPr>
-        <w:t>in</w:t>
-      </w:r>
-      <w:r>
-        <w:rPr>
-          <w:rFonts w:ascii="Arial" w:hAnsi="Arial" w:cs="Arial"/>
-          <w:sz w:val="22"/>
-          <w:szCs w:val="22"/>
-        </w:rPr>
-        <w:t xml:space="preserve"> a big corporate company like Erg Frontier-Mine with a background in Software development, Data engineering, and </w:t>
-      </w:r>
-      <w:proofErr w:type="spellStart"/>
-      <w:r>
-        <w:rPr>
-          <w:rFonts w:ascii="Arial" w:hAnsi="Arial" w:cs="Arial"/>
-          <w:sz w:val="22"/>
-          <w:szCs w:val="22"/>
-        </w:rPr>
-        <w:t>Devops</w:t>
-      </w:r>
-      <w:proofErr w:type="spellEnd"/>
-      <w:r>
-        <w:rPr>
-          <w:rFonts w:ascii="Arial" w:hAnsi="Arial" w:cs="Arial"/>
-          <w:sz w:val="22"/>
-          <w:szCs w:val="22"/>
-        </w:rPr>
-        <w:t xml:space="preserve"> engineering. I always knew that there is more to learn in </w:t>
-      </w:r>
-      <w:r>
-        <w:rPr>
-          <w:rFonts w:ascii="Arial" w:hAnsi="Arial" w:cs="Arial"/>
-          <w:sz w:val="22"/>
-          <w:szCs w:val="22"/>
-        </w:rPr>
-        <w:t>IT</w:t>
-      </w:r>
-      <w:r>
-        <w:rPr>
-          <w:rFonts w:ascii="Arial" w:hAnsi="Arial" w:cs="Arial"/>
-          <w:sz w:val="22"/>
-          <w:szCs w:val="22"/>
-        </w:rPr>
-        <w:t xml:space="preserve"> worldwide I am passionate </w:t>
-      </w:r>
-      <w:r>
-        <w:rPr>
-          <w:rFonts w:ascii="Arial" w:hAnsi="Arial" w:cs="Arial"/>
-          <w:sz w:val="22"/>
-          <w:szCs w:val="22"/>
-        </w:rPr>
-        <w:t>about getting</w:t>
-      </w:r>
-      <w:r>
-        <w:rPr>
-          <w:rFonts w:ascii="Arial" w:hAnsi="Arial" w:cs="Arial"/>
-          <w:sz w:val="22"/>
-          <w:szCs w:val="22"/>
-        </w:rPr>
-        <w:t xml:space="preserve"> to know new </w:t>
-      </w:r>
-      <w:r>
-        <w:rPr>
-          <w:rFonts w:ascii="Arial" w:hAnsi="Arial" w:cs="Arial"/>
-          <w:sz w:val="22"/>
-          <w:szCs w:val="22"/>
-        </w:rPr>
-        <w:t>things</w:t>
-      </w:r>
-      <w:r>
-        <w:rPr>
-          <w:rFonts w:ascii="Arial" w:hAnsi="Arial" w:cs="Arial"/>
-          <w:sz w:val="22"/>
-          <w:szCs w:val="22"/>
-        </w:rPr>
-        <w:t xml:space="preserve"> and face new challenges. </w:t>
-      </w:r>
-    </w:p>
-    <w:p>
-      <w:pPr>
-        <w:rPr>
-          <w:rFonts w:ascii="Arial" w:hAnsi="Arial" w:cs="Arial"/>
-          <w:sz w:val="22"/>
-          <w:szCs w:val="22"/>
-        </w:rPr>
-      </w:pPr>
-      <w:r>
-        <w:rPr>
-          <w:rFonts w:ascii="Arial" w:hAnsi="Arial" w:cs="Arial"/>
-          <w:sz w:val="22"/>
-          <w:szCs w:val="22"/>
-        </w:rPr>
-        <w:t xml:space="preserve">At  Frontier mine I have been expose to new thinks which I  have  always wanted to understand or  make path of my career journey I have been expose to CCTV System, Physical networking, Access Controle System  and finally IT support, Among all of these I Mostly Interested in Access control  and CCTV systems  those are two career that catch my intention the most but I have to make a choose I will definitely going for access control system. I am still on my journey on learning it and I will do my best to </w:t>
+          <w:sz w:val="22"/>
+          <w:szCs w:val="22"/>
+        </w:rPr>
+        <w:t xml:space="preserve"> Sebastien Kanda and I have </w:t>
+      </w:r>
+      <w:r>
+        <w:rPr>
+          <w:rFonts w:ascii="Arial" w:hAnsi="Arial" w:cs="Arial"/>
+          <w:sz w:val="22"/>
+          <w:szCs w:val="22"/>
+        </w:rPr>
+        <w:t>no</w:t>
+      </w:r>
+      <w:r>
+        <w:rPr>
+          <w:rFonts w:ascii="Arial" w:hAnsi="Arial" w:cs="Arial"/>
+          <w:sz w:val="22"/>
+          <w:szCs w:val="22"/>
+        </w:rPr>
+        <w:t xml:space="preserve"> doubt that I will </w:t>
       </w:r>
       <w:r>
         <w:rPr>
@@ -5887,56 +5967,6 @@
           <w:sz w:val="22"/>
           <w:szCs w:val="22"/>
         </w:rPr>
-        <w:t xml:space="preserve"> and become a pro or a senior into that field I got a well Skills mentor who is </w:t>
-      </w:r>
-      <w:proofErr w:type="spellStart"/>
-      <w:r>
-        <w:rPr>
-          <w:rFonts w:ascii="Arial" w:hAnsi="Arial" w:cs="Arial"/>
-          <w:sz w:val="22"/>
-          <w:szCs w:val="22"/>
-        </w:rPr>
-        <w:t>Mr</w:t>
-      </w:r>
-      <w:proofErr w:type="spellEnd"/>
-      <w:r>
-        <w:rPr>
-          <w:rFonts w:ascii="Arial" w:hAnsi="Arial" w:cs="Arial"/>
-          <w:sz w:val="22"/>
-          <w:szCs w:val="22"/>
-        </w:rPr>
-        <w:t xml:space="preserve"> Sebastien Kanda and I have </w:t>
-      </w:r>
-      <w:r>
-        <w:rPr>
-          <w:rFonts w:ascii="Arial" w:hAnsi="Arial" w:cs="Arial"/>
-          <w:sz w:val="22"/>
-          <w:szCs w:val="22"/>
-        </w:rPr>
-        <w:t>no</w:t>
-      </w:r>
-      <w:r>
-        <w:rPr>
-          <w:rFonts w:ascii="Arial" w:hAnsi="Arial" w:cs="Arial"/>
-          <w:sz w:val="22"/>
-          <w:szCs w:val="22"/>
-        </w:rPr>
-        <w:t xml:space="preserve"> doubt that I will </w:t>
-      </w:r>
-      <w:r>
-        <w:rPr>
-          <w:rFonts w:ascii="Arial" w:hAnsi="Arial" w:cs="Arial"/>
-          <w:sz w:val="22"/>
-          <w:szCs w:val="22"/>
-        </w:rPr>
-        <w:t>master</w:t>
-      </w:r>
-      <w:r>
-        <w:rPr>
-          <w:rFonts w:ascii="Arial" w:hAnsi="Arial" w:cs="Arial"/>
-          <w:sz w:val="22"/>
-          <w:szCs w:val="22"/>
-        </w:rPr>
         <w:t xml:space="preserve"> the Access control system.</w:t>
       </w:r>
     </w:p>
@@ -5954,7 +5984,6 @@
           <w:sz w:val="22"/>
           <w:szCs w:val="22"/>
         </w:rPr>
-        <w:lastRenderedPageBreak/>
         <w:t xml:space="preserve">I really enjoyed my time with the IT </w:t>
       </w:r>
       <w:r>
